--- a/index_vae.docx
+++ b/index_vae.docx
@@ -47,7 +47,7 @@
         <w:pStyle w:val="Date"/>
       </w:pPr>
       <w:r>
-        <w:t xml:space="preserve">Sep 16, 2026</w:t>
+        <w:t xml:space="preserve">Sep 18, 2026</w:t>
       </w:r>
     </w:p>
     <w:p>

--- a/index_vae.docx
+++ b/index_vae.docx
@@ -47,7 +47,7 @@
         <w:pStyle w:val="Date"/>
       </w:pPr>
       <w:r>
-        <w:t xml:space="preserve">Sep 18, 2026</w:t>
+        <w:t xml:space="preserve">Sep 23, 2026</w:t>
       </w:r>
     </w:p>
     <w:p>
@@ -524,7 +524,7 @@
             <w:r>
               <w:drawing>
                 <wp:inline>
-                  <wp:extent cx="5334000" cy="3809999"/>
+                  <wp:extent cx="5334000" cy="3810000"/>
                   <wp:effectExtent b="0" l="0" r="0" t="0"/>
                   <wp:docPr descr="" title="" id="11" name="Picture"/>
                   <a:graphic>
@@ -545,7 +545,7 @@
                         <pic:spPr bwMode="auto">
                           <a:xfrm>
                             <a:off x="0" y="0"/>
-                            <a:ext cx="5334000" cy="3809999"/>
+                            <a:ext cx="5334000" cy="3810000"/>
                           </a:xfrm>
                           <a:prstGeom prst="rect">
                             <a:avLst/>

--- a/index_vae.docx
+++ b/index_vae.docx
@@ -47,7 +47,7 @@
         <w:pStyle w:val="Date"/>
       </w:pPr>
       <w:r>
-        <w:t xml:space="preserve">Sep 23, 2026</w:t>
+        <w:t xml:space="preserve">Oct 26, 2026</w:t>
       </w:r>
     </w:p>
     <w:p>
@@ -110,13 +110,13 @@
         <w:t xml:space="preserve"> </w:t>
       </w:r>
       <w:r>
-        <w:t xml:space="preserve">forces desirable spatial dispersion while limiting the potential</w:t>
-      </w:r>
-      <w:r>
-        <w:t xml:space="preserve"> </w:t>
-      </w:r>
-      <w:r>
-        <w:t xml:space="preserve">for alignment of sample locations with periodic population features.</w:t>
+        <w:t xml:space="preserve">is spatially dispersed with deviation from a regular grid</w:t>
+      </w:r>
+      <w:r>
+        <w:t xml:space="preserve"> </w:t>
+      </w:r>
+      <w:r>
+        <w:t xml:space="preserve">to avoid alignment of sample locations with periodic population features.</w:t>
       </w:r>
       <w:r>
         <w:t xml:space="preserve"> </w:t>
@@ -172,7 +172,7 @@
         <w:t xml:space="preserve"> </w:t>
       </w:r>
       <w:r>
-        <w:t xml:space="preserve">numbers of plot remeasurements each year on schedules</w:t>
+        <w:t xml:space="preserve">numbers of plot measurements each year on schedules</w:t>
       </w:r>
       <w:r>
         <w:t xml:space="preserve"> </w:t>
@@ -184,7 +184,7 @@
         <w:t xml:space="preserve"> </w:t>
       </w:r>
       <w:r>
-        <w:t xml:space="preserve">Under the annual inventory, each</w:t>
+        <w:t xml:space="preserve">Under this annual inventory, each</w:t>
       </w:r>
       <w:r>
         <w:t xml:space="preserve"> </w:t>
@@ -196,13 +196,25 @@
         <w:t xml:space="preserve"> </w:t>
       </w:r>
       <w:r>
-        <w:t xml:space="preserve">and all plots assigned to a panel are designated for measurement in the</w:t>
-      </w:r>
-      <w:r>
-        <w:t xml:space="preserve"> </w:t>
-      </w:r>
-      <w:r>
-        <w:t xml:space="preserve">same year. Once the final panel in an inventory</w:t>
+        <w:t xml:space="preserve">and all plot locations assigned to a panel are designated for measurement in the</w:t>
+      </w:r>
+      <w:r>
+        <w:t xml:space="preserve"> </w:t>
+      </w:r>
+      <w:r>
+        <w:t xml:space="preserve">same year. The panels in a state together comprise an inventory cycle, and</w:t>
+      </w:r>
+      <w:r>
+        <w:t xml:space="preserve"> </w:t>
+      </w:r>
+      <w:r>
+        <w:t xml:space="preserve">inventory cycles range in length from 5 or 7 years in the eastern US to 10 years in the west.</w:t>
+      </w:r>
+      <w:r>
+        <w:t xml:space="preserve"> </w:t>
+      </w:r>
+      <w:r>
+        <w:t xml:space="preserve">Once the final panel in an inventory</w:t>
       </w:r>
       <w:r>
         <w:t xml:space="preserve"> </w:t>
@@ -220,7 +232,7 @@
         <w:t xml:space="preserve"> </w:t>
       </w:r>
       <w:r>
-        <w:t xml:space="preserve">(Westfall, Coulston, et al. 2022, chap. 2)</w:t>
+        <w:t xml:space="preserve">(Bechtold and Patterson 2005; Westfall, Coulston, et al. 2022, chap. 2)</w:t>
       </w:r>
       <w:r>
         <w:t xml:space="preserve">.</w:t>
@@ -231,13 +243,19 @@
         <w:pStyle w:val="BodyText"/>
       </w:pPr>
       <w:r>
-        <w:t xml:space="preserve">In general, FIA requires that a panel be complete before the associated raw tabular</w:t>
-      </w:r>
-      <w:r>
-        <w:t xml:space="preserve"> </w:t>
-      </w:r>
-      <w:r>
-        <w:t xml:space="preserve">data are pushed to its public-facing databases, and requires a complete inventory cycle</w:t>
+        <w:t xml:space="preserve">In general, FIA requires that a panel be complete before the associated tabular</w:t>
+      </w:r>
+      <w:r>
+        <w:t xml:space="preserve"> </w:t>
+      </w:r>
+      <w:r>
+        <w:t xml:space="preserve">data are pushed to its public-facing databases, which the program endeavors to do</w:t>
+      </w:r>
+      <w:r>
+        <w:t xml:space="preserve"> </w:t>
+      </w:r>
+      <w:r>
+        <w:t xml:space="preserve">within 1 year of panel completion. Similarly, FIA requires a complete inventory cycle</w:t>
       </w:r>
       <w:r>
         <w:t xml:space="preserve"> </w:t>
@@ -255,7 +273,7 @@
         <w:t xml:space="preserve"> </w:t>
       </w:r>
       <w:r>
-        <w:t xml:space="preserve">Congressional reporting obligations. Unfortunately, in practice,</w:t>
+        <w:t xml:space="preserve">Congressional reporting obligations. In practice, however,</w:t>
       </w:r>
       <w:r>
         <w:t xml:space="preserve"> </w:t>
@@ -294,7 +312,15 @@
         <w:t xml:space="preserve"> </w:t>
       </w:r>
       <w:r>
-        <w:t xml:space="preserve">at rates that vary regionally and over time. The underlying causes</w:t>
+        <w:t xml:space="preserve">at rates that vary regionally and over time.</w:t>
+      </w:r>
+    </w:p>
+    <w:p>
+      <w:pPr>
+        <w:pStyle w:val="BodyText"/>
+      </w:pPr>
+      <w:r>
+        <w:t xml:space="preserve">The underlying causes</w:t>
       </w:r>
       <w:r>
         <w:t xml:space="preserve"> </w:t>
@@ -351,7 +377,64 @@
         <w:t xml:space="preserve"> </w:t>
       </w:r>
       <w:r>
-        <w:t xml:space="preserve">or result from discrete events (e.g., the COVID19 pandemic). Better understanding of patterns</w:t>
+        <w:t xml:space="preserve">or can result from discrete events (e.g., the COVID19 pandemic</w:t>
+      </w:r>
+      <w:r>
+        <w:t xml:space="preserve"> </w:t>
+      </w:r>
+      <w:r>
+        <w:t xml:space="preserve">(Akinsorotan et al. 2021)</w:t>
+      </w:r>
+      <w:r>
+        <w:t xml:space="preserve">).</w:t>
+      </w:r>
+      <w:r>
+        <w:t xml:space="preserve"> </w:t>
+      </w:r>
+      <w:r>
+        <w:t xml:space="preserve">Late measurements of temporally dynamic variables can induce a</w:t>
+      </w:r>
+      <w:r>
+        <w:t xml:space="preserve"> </w:t>
+      </w:r>
+      <w:r>
+        <w:t xml:space="preserve">“time lag”</w:t>
+      </w:r>
+      <w:r>
+        <w:t xml:space="preserve"> </w:t>
+      </w:r>
+      <w:r>
+        <w:t xml:space="preserve">bias</w:t>
+      </w:r>
+      <w:r>
+        <w:t xml:space="preserve"> </w:t>
+      </w:r>
+      <w:r>
+        <w:t xml:space="preserve">in point estimates when the time component of the estimand is not adjusted accordkingly.</w:t>
+      </w:r>
+      <w:r>
+        <w:t xml:space="preserve"> </w:t>
+      </w:r>
+      <w:r>
+        <w:t xml:space="preserve">Further, survey nonresponse can introduce nonresponse bias to estimates</w:t>
+      </w:r>
+      <w:r>
+        <w:t xml:space="preserve"> </w:t>
+      </w:r>
+      <w:r>
+        <w:t xml:space="preserve">of population parameters when response propensity is correlated with the attribute</w:t>
+      </w:r>
+      <w:r>
+        <w:t xml:space="preserve"> </w:t>
+      </w:r>
+      <w:r>
+        <w:t xml:space="preserve">of interest.</w:t>
+      </w:r>
+      <w:r>
+        <w:t xml:space="preserve"> </w:t>
+      </w:r>
+      <w:r>
+        <w:t xml:space="preserve">Better understanding of patterns</w:t>
       </w:r>
       <w:r>
         <w:t xml:space="preserve"> </w:t>
@@ -378,7 +461,7 @@
         <w:t xml:space="preserve"> </w:t>
       </w:r>
       <w:r>
-        <w:t xml:space="preserve">to ameliorate the statistical consequences nonresponse</w:t>
+        <w:t xml:space="preserve">to ameliorate the statistical consequences of nonresponse</w:t>
       </w:r>
       <w:r>
         <w:t xml:space="preserve"> </w:t>
@@ -387,13 +470,16 @@
         <w:t xml:space="preserve">(Westfall 2022; Westfall and Patterson 2026)</w:t>
       </w:r>
       <w:r>
-        <w:t xml:space="preserve">, are active research</w:t>
-      </w:r>
-      <w:r>
-        <w:t xml:space="preserve"> </w:t>
-      </w:r>
-      <w:r>
-        <w:t xml:space="preserve">topics.</w:t>
+        <w:t xml:space="preserve"> </w:t>
+      </w:r>
+      <w:r>
+        <w:t xml:space="preserve">are active research</w:t>
+      </w:r>
+      <w:r>
+        <w:t xml:space="preserve"> </w:t>
+      </w:r>
+      <w:r>
+        <w:t xml:space="preserve">topics, but beyond the scope of the present study.</w:t>
       </w:r>
     </w:p>
     <w:p>
@@ -419,7 +505,7 @@
         <w:t xml:space="preserve"> </w:t>
       </w:r>
       <w:r>
-        <w:t xml:space="preserve">process by disaggregating FIA’s annual panel structure while still preserving the spatial</w:t>
+        <w:t xml:space="preserve">process by disaggregating FIA’s annual panel structure into subpanels while still preserving the spatial</w:t>
       </w:r>
       <w:r>
         <w:t xml:space="preserve"> </w:t>
@@ -431,7 +517,7 @@
         <w:t xml:space="preserve"> </w:t>
       </w:r>
       <w:r>
-        <w:t xml:space="preserve">years. Panel disaggregation enables intentional alignment of workloads with anticipated data</w:t>
+        <w:t xml:space="preserve">years. Disaggregation of panels into subpanels enables intentional alignment of workloads with anticipated data</w:t>
       </w:r>
       <w:r>
         <w:t xml:space="preserve"> </w:t>
@@ -463,7 +549,19 @@
         <w:t xml:space="preserve"> </w:t>
       </w:r>
       <w:r>
-        <w:t xml:space="preserve">volatility), the statistical consequences of the redistribution of partial panels within inventory cycles, and of extended and variable inventory cycle lengths, are unknown across states and</w:t>
+        <w:t xml:space="preserve">volatility), the statistical consequences of the redistribution of partial</w:t>
+      </w:r>
+      <w:r>
+        <w:t xml:space="preserve"> </w:t>
+      </w:r>
+      <w:r>
+        <w:t xml:space="preserve">panels within inventory cycles, and of extended and variable inventory cycle lengths, are</w:t>
+      </w:r>
+      <w:r>
+        <w:t xml:space="preserve"> </w:t>
+      </w:r>
+      <w:r>
+        <w:t xml:space="preserve">unknown across states and</w:t>
       </w:r>
       <w:r>
         <w:t xml:space="preserve"> </w:t>
@@ -489,11 +587,83 @@
         <w:pStyle w:val="BodyText"/>
       </w:pPr>
       <w:r>
-        <w:t xml:space="preserve">In this study, we seek to…</w:t>
+        <w:t xml:space="preserve">Therefore, our research objectives in this study are to:</w:t>
+      </w:r>
+    </w:p>
+    <w:p>
+      <w:pPr>
+        <w:pStyle w:val="Compact"/>
+        <w:numPr>
+          <w:ilvl w:val="0"/>
+          <w:numId w:val="1001"/>
+        </w:numPr>
+      </w:pPr>
+      <w:r>
+        <w:t xml:space="preserve">define three VAE regimens with respect to subpanels</w:t>
+      </w:r>
+      <w:r>
+        <w:t xml:space="preserve"> </w:t>
+      </w:r>
+      <w:r>
+        <w:t xml:space="preserve">(fast and slow start, dropped subpanels, and extended</w:t>
+      </w:r>
+      <w:r>
+        <w:t xml:space="preserve"> </w:t>
+      </w:r>
+      <w:r>
+        <w:t xml:space="preserve">and shortened cycle lengths) intended to be representative of circumstances FIA could</w:t>
+      </w:r>
+      <w:r>
+        <w:t xml:space="preserve"> </w:t>
+      </w:r>
+      <w:r>
+        <w:t xml:space="preserve">conceivably encounter in program administration</w:t>
+      </w:r>
+    </w:p>
+    <w:p>
+      <w:pPr>
+        <w:pStyle w:val="Compact"/>
+        <w:numPr>
+          <w:ilvl w:val="0"/>
+          <w:numId w:val="1001"/>
+        </w:numPr>
+      </w:pPr>
+      <w:r>
+        <w:t xml:space="preserve">simulate the influence of those three VAE regimens on state-scale, inventory-cycle wide</w:t>
+      </w:r>
+      <w:r>
+        <w:t xml:space="preserve"> </w:t>
+      </w:r>
+      <w:r>
+        <w:t xml:space="preserve">estimates of total net merchantable timber volume for three US states with distinct</w:t>
+      </w:r>
+      <w:r>
+        <w:t xml:space="preserve"> </w:t>
+      </w:r>
+      <w:r>
+        <w:t xml:space="preserve">forest types, ecological attributes, and FIA inventory cycle lengths.</w:t>
+      </w:r>
+    </w:p>
+    <w:p>
+      <w:pPr>
+        <w:pStyle w:val="Compact"/>
+        <w:numPr>
+          <w:ilvl w:val="0"/>
+          <w:numId w:val="1001"/>
+        </w:numPr>
+      </w:pPr>
+      <w:r>
+        <w:t xml:space="preserve">visualize and discuss simulation results in the context of implications for</w:t>
+      </w:r>
+      <w:r>
+        <w:t xml:space="preserve"> </w:t>
+      </w:r>
+      <w:r>
+        <w:t xml:space="preserve">FIA program operations and the management of US forests.</w:t>
       </w:r>
     </w:p>
     <w:bookmarkEnd w:id="9"/>
-    <w:bookmarkStart w:id="15" w:name="sec-data-methods"/>
+    <w:bookmarkStart w:id="10" w:name="sec-data-methods"/>
     <w:p>
       <w:pPr>
         <w:pStyle w:val="Heading2"/>
@@ -502,133 +672,38 @@
         <w:t xml:space="preserve">2 Data &amp; Methods</w:t>
       </w:r>
     </w:p>
-    <w:tbl>
-      <w:tblPr>
-        <w:tblStyle w:val="Table"/>
-        <w:tblW w:type="pct" w:w="5000"/>
-        <w:tblLayout w:type="fixed"/>
-        <w:tblLook w:firstRow="0" w:lastRow="0" w:firstColumn="0" w:lastColumn="0" w:noHBand="0" w:noVBand="0" w:val="0000"/>
-      </w:tblPr>
-      <w:tblGrid>
-        <w:gridCol w:w="7920"/>
-      </w:tblGrid>
-      <w:tr>
-        <w:tc>
-          <w:tcPr/>
-          <w:bookmarkStart w:id="13" w:name="fig-spatial-plot"/>
-          <w:p>
-            <w:pPr>
-              <w:pStyle w:val="Compact"/>
-              <w:jc w:val="center"/>
-            </w:pPr>
-            <w:r>
-              <w:drawing>
-                <wp:inline>
-                  <wp:extent cx="5334000" cy="3810000"/>
-                  <wp:effectExtent b="0" l="0" r="0" t="0"/>
-                  <wp:docPr descr="" title="" id="11" name="Picture"/>
-                  <a:graphic>
-                    <a:graphicData uri="http://schemas.openxmlformats.org/drawingml/2006/picture">
-                      <pic:pic>
-                        <pic:nvPicPr>
-                          <pic:cNvPr descr="index_vae_files/figure-docx/notebooks-explore-earthquakes-fig-spatial-plot-output-1.png" id="12" name="Picture"/>
-                          <pic:cNvPicPr>
-                            <a:picLocks noChangeArrowheads="1" noChangeAspect="1"/>
-                          </pic:cNvPicPr>
-                        </pic:nvPicPr>
-                        <pic:blipFill>
-                          <a:blip r:embed="rId10"/>
-                          <a:stretch>
-                            <a:fillRect/>
-                          </a:stretch>
-                        </pic:blipFill>
-                        <pic:spPr bwMode="auto">
-                          <a:xfrm>
-                            <a:off x="0" y="0"/>
-                            <a:ext cx="5334000" cy="3810000"/>
-                          </a:xfrm>
-                          <a:prstGeom prst="rect">
-                            <a:avLst/>
-                          </a:prstGeom>
-                          <a:noFill/>
-                          <a:ln w="9525">
-                            <a:noFill/>
-                            <a:headEnd/>
-                            <a:tailEnd/>
-                          </a:ln>
-                        </pic:spPr>
-                      </pic:pic>
-                    </a:graphicData>
-                  </a:graphic>
-                </wp:inline>
-              </w:drawing>
-            </w:r>
-          </w:p>
-          <w:p>
-            <w:pPr>
-              <w:jc w:val="center"/>
-            </w:pPr>
-            <w:pPr>
-              <w:jc w:val="left"/>
-              <w:spacing w:before="200"/>
-              <w:pStyle w:val="ImageCaption"/>
-            </w:pPr>
-            <w:r>
-              <w:t xml:space="preserve">Figure 1: Locations of earthquakes on La Palma since 2017</w:t>
-            </w:r>
-          </w:p>
-          <w:bookmarkEnd w:id="13"/>
-        </w:tc>
-      </w:tr>
-    </w:tbl>
-    <w:p>
-      <w:pPr>
-        <w:pStyle w:val="BodyText"/>
-      </w:pPr>
-      <w:r>
-        <w:rPr>
-          <w:vertAlign w:val="subscript"/>
-        </w:rPr>
-        <w:t xml:space="preserve">Source:</w:t>
-      </w:r>
-      <w:r>
-        <w:rPr>
-          <w:vertAlign w:val="subscript"/>
-        </w:rPr>
-        <w:t xml:space="preserve"> </w:t>
-      </w:r>
-      <w:hyperlink r:id="rId14">
-        <w:r>
-          <w:rPr>
-            <w:rStyle w:val="Hyperlink"/>
-            <w:vertAlign w:val="subscript"/>
-          </w:rPr>
-          <w:t xml:space="preserve">Explore Earthquakes</w:t>
-        </w:r>
-      </w:hyperlink>
-    </w:p>
-    <w:bookmarkEnd w:id="15"/>
-    <w:bookmarkStart w:id="16" w:name="conclusion"/>
+    <w:bookmarkEnd w:id="10"/>
+    <w:bookmarkStart w:id="11" w:name="discussion"/>
     <w:p>
       <w:pPr>
         <w:pStyle w:val="Heading2"/>
       </w:pPr>
       <w:r>
-        <w:t xml:space="preserve">3 Conclusion</w:t>
-      </w:r>
-    </w:p>
-    <w:bookmarkEnd w:id="16"/>
-    <w:bookmarkStart w:id="25" w:name="references"/>
+        <w:t xml:space="preserve">3 Discussion</w:t>
+      </w:r>
+    </w:p>
+    <w:bookmarkEnd w:id="11"/>
+    <w:bookmarkStart w:id="12" w:name="conclusion"/>
     <w:p>
       <w:pPr>
         <w:pStyle w:val="Heading2"/>
       </w:pPr>
       <w:r>
+        <w:t xml:space="preserve">4 Conclusion</w:t>
+      </w:r>
+    </w:p>
+    <w:bookmarkEnd w:id="12"/>
+    <w:bookmarkStart w:id="23" w:name="references"/>
+    <w:p>
+      <w:pPr>
+        <w:pStyle w:val="Heading2"/>
+      </w:pPr>
+      <w:r>
         <w:t xml:space="preserve">References</w:t>
       </w:r>
     </w:p>
-    <w:bookmarkStart w:id="24" w:name="refs"/>
-    <w:bookmarkStart w:id="17" w:name="ref-affleck2026inventory"/>
+    <w:bookmarkStart w:id="22" w:name="refs"/>
+    <w:bookmarkStart w:id="13" w:name="ref-affleck2026inventory"/>
     <w:p>
       <w:pPr>
         <w:pStyle w:val="Bibliography"/>
@@ -659,8 +734,63 @@
         <w:t xml:space="preserve">72 (1): 95–102.</w:t>
       </w:r>
     </w:p>
-    <w:bookmarkEnd w:id="17"/>
-    <w:bookmarkStart w:id="18" w:name="ref-conroy_thesis"/>
+    <w:bookmarkEnd w:id="13"/>
+    <w:bookmarkStart w:id="14" w:name="ref-covid"/>
+    <w:p>
+      <w:pPr>
+        <w:pStyle w:val="Bibliography"/>
+      </w:pPr>
+      <w:r>
+        <w:t xml:space="preserve">Akinsorotan, Oluseun A, Oluwatobi E Olaniyi, Ayomide A Adeyemi, and Adeola H Olasunkanmi. 2021.</w:t>
+      </w:r>
+      <w:r>
+        <w:t xml:space="preserve"> </w:t>
+      </w:r>
+      <w:r>
+        <w:t xml:space="preserve">“Corona Virus Pandemic: Implication on Biodiversity Conservation.”</w:t>
+      </w:r>
+      <w:r>
+        <w:t xml:space="preserve"> </w:t>
+      </w:r>
+      <w:r>
+        <w:rPr>
+          <w:i/>
+          <w:iCs/>
+        </w:rPr>
+        <w:t xml:space="preserve">Frontiers in Water</w:t>
+      </w:r>
+      <w:r>
+        <w:t xml:space="preserve"> </w:t>
+      </w:r>
+      <w:r>
+        <w:t xml:space="preserve">3: 635529.</w:t>
+      </w:r>
+    </w:p>
+    <w:bookmarkEnd w:id="14"/>
+    <w:bookmarkStart w:id="15" w:name="ref-gb1"/>
+    <w:p>
+      <w:pPr>
+        <w:pStyle w:val="Bibliography"/>
+      </w:pPr>
+      <w:r>
+        <w:t xml:space="preserve">Bechtold, William A, and Paul L Patterson. 2005.</w:t>
+      </w:r>
+      <w:r>
+        <w:t xml:space="preserve"> </w:t>
+      </w:r>
+      <w:r>
+        <w:rPr>
+          <w:i/>
+          <w:iCs/>
+        </w:rPr>
+        <w:t xml:space="preserve">The Enhanced Forest Inventory and Analysis Program–National Sampling Design and Estimation Procedures</w:t>
+      </w:r>
+      <w:r>
+        <w:t xml:space="preserve">. USDA Forest Service, Southern Research Station.</w:t>
+      </w:r>
+    </w:p>
+    <w:bookmarkEnd w:id="15"/>
+    <w:bookmarkStart w:id="16" w:name="ref-conroy_thesis"/>
     <w:p>
       <w:pPr>
         <w:pStyle w:val="Bibliography"/>
@@ -682,8 +812,8 @@
         <w:t xml:space="preserve">.</w:t>
       </w:r>
     </w:p>
-    <w:bookmarkEnd w:id="18"/>
-    <w:bookmarkStart w:id="19" w:name="ref-sarndal_nonresponse"/>
+    <w:bookmarkEnd w:id="16"/>
+    <w:bookmarkStart w:id="17" w:name="ref-sarndal_nonresponse"/>
     <w:p>
       <w:pPr>
         <w:pStyle w:val="Bibliography"/>
@@ -705,8 +835,8 @@
         <w:t xml:space="preserve">. John Wiley &amp; Sons.</w:t>
       </w:r>
     </w:p>
-    <w:bookmarkEnd w:id="19"/>
-    <w:bookmarkStart w:id="20" w:name="ref-westfall2022estimation"/>
+    <w:bookmarkEnd w:id="17"/>
+    <w:bookmarkStart w:id="18" w:name="ref-westfall2022estimation"/>
     <w:p>
       <w:pPr>
         <w:pStyle w:val="Bibliography"/>
@@ -737,8 +867,8 @@
         <w:t xml:space="preserve">141 (5): 901–7.</w:t>
       </w:r>
     </w:p>
-    <w:bookmarkEnd w:id="20"/>
-    <w:bookmarkStart w:id="21" w:name="ref-gb2"/>
+    <w:bookmarkEnd w:id="18"/>
+    <w:bookmarkStart w:id="19" w:name="ref-gb2"/>
     <w:p>
       <w:pPr>
         <w:pStyle w:val="Bibliography"/>
@@ -769,8 +899,8 @@
         <w:t xml:space="preserve">207: 1–129.</w:t>
       </w:r>
     </w:p>
-    <w:bookmarkEnd w:id="21"/>
-    <w:bookmarkStart w:id="22" w:name="ref-westfall2026double"/>
+    <w:bookmarkEnd w:id="19"/>
+    <w:bookmarkStart w:id="20" w:name="ref-westfall2026double"/>
     <w:p>
       <w:pPr>
         <w:pStyle w:val="Bibliography"/>
@@ -801,8 +931,8 @@
         <w:t xml:space="preserve">99 (1): cpaf032.</w:t>
       </w:r>
     </w:p>
-    <w:bookmarkEnd w:id="22"/>
-    <w:bookmarkStart w:id="23" w:name="ref-westfall2022spatial"/>
+    <w:bookmarkEnd w:id="20"/>
+    <w:bookmarkStart w:id="21" w:name="ref-westfall2022spatial"/>
     <w:p>
       <w:pPr>
         <w:pStyle w:val="Bibliography"/>
@@ -833,9 +963,9 @@
         <w:t xml:space="preserve">194 (8): 530.</w:t>
       </w:r>
     </w:p>
+    <w:bookmarkEnd w:id="21"/>
+    <w:bookmarkEnd w:id="22"/>
     <w:bookmarkEnd w:id="23"/>
-    <w:bookmarkEnd w:id="24"/>
-    <w:bookmarkEnd w:id="25"/>
     <w:sectPr>
       <w:footnotePr>
         <w:numRestart w:val="eachSect"/>
@@ -946,8 +1076,123 @@
       </w:pPr>
     </w:lvl>
   </w:abstractNum>
+  <w:abstractNum w:abstractNumId="99411">
+    <w:nsid w:val="00A99411"/>
+    <w:multiLevelType w:val="multilevel"/>
+    <w:lvl w:ilvl="0">
+      <w:start w:val="1"/>
+      <w:numFmt w:val="decimal"/>
+      <w:lvlText w:val="%1."/>
+      <w:lvlJc w:val="left"/>
+      <w:pPr>
+        <w:ind w:left="720" w:hanging="360"/>
+      </w:pPr>
+    </w:lvl>
+    <w:lvl w:ilvl="1">
+      <w:start w:val="1"/>
+      <w:numFmt w:val="decimal"/>
+      <w:lvlText w:val="%2."/>
+      <w:lvlJc w:val="left"/>
+      <w:pPr>
+        <w:ind w:left="1440" w:hanging="360"/>
+      </w:pPr>
+    </w:lvl>
+    <w:lvl w:ilvl="2">
+      <w:start w:val="1"/>
+      <w:numFmt w:val="decimal"/>
+      <w:lvlText w:val="%3."/>
+      <w:lvlJc w:val="left"/>
+      <w:pPr>
+        <w:ind w:left="2160" w:hanging="360"/>
+      </w:pPr>
+    </w:lvl>
+    <w:lvl w:ilvl="3">
+      <w:start w:val="1"/>
+      <w:numFmt w:val="decimal"/>
+      <w:lvlText w:val="%4."/>
+      <w:lvlJc w:val="left"/>
+      <w:pPr>
+        <w:ind w:left="2880" w:hanging="360"/>
+      </w:pPr>
+    </w:lvl>
+    <w:lvl w:ilvl="4">
+      <w:start w:val="1"/>
+      <w:numFmt w:val="decimal"/>
+      <w:lvlText w:val="%5."/>
+      <w:lvlJc w:val="left"/>
+      <w:pPr>
+        <w:ind w:left="3600" w:hanging="360"/>
+      </w:pPr>
+    </w:lvl>
+    <w:lvl w:ilvl="5">
+      <w:start w:val="1"/>
+      <w:numFmt w:val="decimal"/>
+      <w:lvlText w:val="%6."/>
+      <w:lvlJc w:val="left"/>
+      <w:pPr>
+        <w:ind w:left="4320" w:hanging="360"/>
+      </w:pPr>
+    </w:lvl>
+    <w:lvl w:ilvl="6">
+      <w:start w:val="1"/>
+      <w:numFmt w:val="decimal"/>
+      <w:lvlText w:val="%7."/>
+      <w:lvlJc w:val="left"/>
+      <w:pPr>
+        <w:ind w:left="5040" w:hanging="360"/>
+      </w:pPr>
+    </w:lvl>
+    <w:lvl w:ilvl="7">
+      <w:start w:val="1"/>
+      <w:numFmt w:val="decimal"/>
+      <w:lvlText w:val="%8."/>
+      <w:lvlJc w:val="left"/>
+      <w:pPr>
+        <w:ind w:left="5760" w:hanging="360"/>
+      </w:pPr>
+    </w:lvl>
+    <w:lvl w:ilvl="8">
+      <w:start w:val="1"/>
+      <w:numFmt w:val="decimal"/>
+      <w:lvlText w:val="%9."/>
+      <w:lvlJc w:val="left"/>
+      <w:pPr>
+        <w:ind w:left="6480" w:hanging="360"/>
+      </w:pPr>
+    </w:lvl>
+  </w:abstractNum>
   <w:num w:numId="1000">
     <w:abstractNumId w:val="990"/>
+  </w:num>
+  <w:num w:numId="1001">
+    <w:abstractNumId w:val="99411"/>
+    <w:lvlOverride w:ilvl="0">
+      <w:startOverride w:val="1"/>
+    </w:lvlOverride>
+    <w:lvlOverride w:ilvl="1">
+      <w:startOverride w:val="1"/>
+    </w:lvlOverride>
+    <w:lvlOverride w:ilvl="2">
+      <w:startOverride w:val="1"/>
+    </w:lvlOverride>
+    <w:lvlOverride w:ilvl="3">
+      <w:startOverride w:val="1"/>
+    </w:lvlOverride>
+    <w:lvlOverride w:ilvl="4">
+      <w:startOverride w:val="1"/>
+    </w:lvlOverride>
+    <w:lvlOverride w:ilvl="5">
+      <w:startOverride w:val="1"/>
+    </w:lvlOverride>
+    <w:lvlOverride w:ilvl="6">
+      <w:startOverride w:val="1"/>
+    </w:lvlOverride>
+    <w:lvlOverride w:ilvl="7">
+      <w:startOverride w:val="1"/>
+    </w:lvlOverride>
+    <w:lvlOverride w:ilvl="8">
+      <w:startOverride w:val="1"/>
+    </w:lvlOverride>
   </w:num>
 </w:numbering>
 </file>
